--- a/SoftSkills/Module2/Akshat Shah - Resume.docx
+++ b/SoftSkills/Module2/Akshat Shah - Resume.docx
@@ -223,9 +223,10 @@
           <w:p>
             <w:pPr>
               <w:pStyle w:val="Heading2"/>
-            </w:pPr>
-            <w:r>
-              <w:t>Professional Skills</w:t>
+              <w:ind w:left="0"/>
+            </w:pPr>
+            <w:r>
+              <w:t>Technical Skills</w:t>
             </w:r>
           </w:p>
           <w:p>
@@ -233,7 +234,15 @@
               <w:pStyle w:val="ListBullet"/>
             </w:pPr>
             <w:r>
-              <w:t>Django</w:t>
+              <w:t>Languages: Python, Java, Java</w:t>
+            </w:r>
+            <w:r>
+              <w:t>s</w:t>
+            </w:r>
+            <w:bookmarkStart w:id="0" w:name="_GoBack"/>
+            <w:bookmarkEnd w:id="0"/>
+            <w:r>
+              <w:t>cript</w:t>
             </w:r>
           </w:p>
           <w:p>
@@ -241,7 +250,7 @@
               <w:pStyle w:val="ListBullet"/>
             </w:pPr>
             <w:r>
-              <w:t>Python</w:t>
+              <w:t>Frameworks: Django, React JS</w:t>
             </w:r>
           </w:p>
           <w:p>
@@ -249,95 +258,35 @@
               <w:pStyle w:val="ListBullet"/>
             </w:pPr>
             <w:r>
-              <w:t>Soft Skills</w:t>
+              <w:t>Database: MySQL</w:t>
+            </w:r>
+            <w:r>
+              <w:t>,</w:t>
+            </w:r>
+            <w:r>
+              <w:t xml:space="preserve"> PostgreSQL</w:t>
             </w:r>
           </w:p>
           <w:p>
             <w:pPr>
               <w:pStyle w:val="ListBullet"/>
-            </w:pPr>
-            <w:r>
-              <w:t>Java</w:t>
+              <w:rPr>
+                <w:lang w:val="en-IN" w:eastAsia="en-IN"/>
+              </w:rPr>
+            </w:pPr>
+            <w:r>
+              <w:t>Frontend: Bootstrap, Tailwind CSS, HTML, CSS</w:t>
             </w:r>
           </w:p>
           <w:p>
             <w:pPr>
               <w:pStyle w:val="ListBullet"/>
               <w:rPr>
-                <w:rStyle w:val="Emphasis"/>
-                <w:color w:val="404040" w:themeColor="text1" w:themeTint="BF"/>
-              </w:rPr>
-            </w:pPr>
-            <w:r>
-              <w:rPr>
-                <w:rStyle w:val="Emphasis"/>
-                <w:color w:val="404040" w:themeColor="text1" w:themeTint="BF"/>
-              </w:rPr>
-              <w:t>React JS</w:t>
-            </w:r>
-          </w:p>
-          <w:p>
-            <w:pPr>
-              <w:pStyle w:val="ListBullet"/>
-              <w:rPr>
-                <w:rStyle w:val="Emphasis"/>
-                <w:color w:val="404040" w:themeColor="text1" w:themeTint="BF"/>
-              </w:rPr>
-            </w:pPr>
-            <w:r>
-              <w:rPr>
-                <w:rStyle w:val="Emphasis"/>
-                <w:color w:val="404040" w:themeColor="text1" w:themeTint="BF"/>
-              </w:rPr>
-              <w:t>JavaScript</w:t>
-            </w:r>
-          </w:p>
-          <w:p>
-            <w:pPr>
-              <w:pStyle w:val="ListBullet"/>
-              <w:rPr>
-                <w:rStyle w:val="Emphasis"/>
-                <w:color w:val="404040" w:themeColor="text1" w:themeTint="BF"/>
-              </w:rPr>
-            </w:pPr>
-            <w:r>
-              <w:rPr>
-                <w:rStyle w:val="Emphasis"/>
-                <w:color w:val="404040" w:themeColor="text1" w:themeTint="BF"/>
-              </w:rPr>
-              <w:t>MySQL DB</w:t>
-            </w:r>
-          </w:p>
-          <w:p>
-            <w:pPr>
-              <w:pStyle w:val="ListBullet"/>
-              <w:rPr>
-                <w:rStyle w:val="Emphasis"/>
-                <w:color w:val="404040" w:themeColor="text1" w:themeTint="BF"/>
-              </w:rPr>
-            </w:pPr>
-            <w:r>
-              <w:rPr>
-                <w:rStyle w:val="Emphasis"/>
-                <w:color w:val="404040" w:themeColor="text1" w:themeTint="BF"/>
-              </w:rPr>
-              <w:t>Bootstrap and Tailwind CSS</w:t>
-            </w:r>
-          </w:p>
-          <w:p>
-            <w:pPr>
-              <w:pStyle w:val="ListBullet"/>
-              <w:rPr>
-                <w:rStyle w:val="Emphasis"/>
-                <w:color w:val="404040" w:themeColor="text1" w:themeTint="BF"/>
-              </w:rPr>
-            </w:pPr>
-            <w:r>
-              <w:rPr>
-                <w:rStyle w:val="Emphasis"/>
-                <w:color w:val="404040" w:themeColor="text1" w:themeTint="BF"/>
-              </w:rPr>
-              <w:t>HTML / CSS</w:t>
+                <w:lang w:val="en-IN" w:eastAsia="en-IN"/>
+              </w:rPr>
+            </w:pPr>
+            <w:r>
+              <w:t xml:space="preserve">Other Skills: Problem-Solving, Leadership, Teamwork and Communication </w:t>
             </w:r>
           </w:p>
           <w:p>
@@ -349,253 +298,524 @@
               </w:numPr>
               <w:ind w:left="527" w:hanging="357"/>
               <w:rPr>
-                <w:rStyle w:val="Emphasis"/>
-                <w:color w:val="404040" w:themeColor="text1" w:themeTint="BF"/>
-              </w:rPr>
-            </w:pPr>
-          </w:p>
-          <w:p>
-            <w:pPr>
-              <w:pStyle w:val="Heading1"/>
-              <w:ind w:left="223" w:hanging="81"/>
-              <w:jc w:val="left"/>
-              <w:rPr>
-                <w:rStyle w:val="Emphasis"/>
-              </w:rPr>
-            </w:pPr>
-            <w:r>
-              <w:rPr>
-                <w:rStyle w:val="Emphasis"/>
+                <w:lang w:val="en-IN" w:eastAsia="en-IN"/>
+              </w:rPr>
+            </w:pPr>
+          </w:p>
+          <w:p>
+            <w:pPr>
+              <w:pStyle w:val="ListBullet"/>
+              <w:numPr>
+                <w:ilvl w:val="0"/>
+                <w:numId w:val="0"/>
+              </w:numPr>
+              <w:ind w:left="527" w:hanging="357"/>
+              <w:rPr>
+                <w:lang w:val="en-IN" w:eastAsia="en-IN"/>
+              </w:rPr>
+            </w:pPr>
+          </w:p>
+          <w:p>
+            <w:pPr>
+              <w:pStyle w:val="Heading2"/>
+              <w:ind w:left="0"/>
+              <w:rPr>
+                <w:lang w:val="en-IN" w:eastAsia="en-IN"/>
+              </w:rPr>
+            </w:pPr>
+            <w:r>
+              <w:rPr>
+                <w:lang w:val="en-IN" w:eastAsia="en-IN"/>
               </w:rPr>
               <w:t>Projects</w:t>
             </w:r>
           </w:p>
           <w:p>
             <w:pPr>
-              <w:ind w:left="81"/>
-              <w:rPr>
+              <w:rPr>
+                <w:rFonts w:ascii="Times New Roman" w:eastAsia="Times New Roman" w:hAnsi="Times New Roman" w:cs="Times New Roman"/>
+                <w:color w:val="auto"/>
+                <w:lang w:val="en-IN" w:eastAsia="en-IN"/>
+              </w:rPr>
+            </w:pPr>
+            <w:r>
+              <w:rPr>
+                <w:rFonts w:ascii="Times New Roman" w:eastAsia="Times New Roman" w:hAnsi="Times New Roman" w:cs="Times New Roman"/>
+                <w:color w:val="auto"/>
+                <w:lang w:val="en-IN" w:eastAsia="en-IN"/>
+              </w:rPr>
+              <w:pict>
+                <v:rect id="_x0000_i1025" style="width:0;height:1.5pt" o:hralign="center" o:hrstd="t" o:hr="t" fillcolor="#a0a0a0" stroked="f"/>
+              </w:pict>
+            </w:r>
+          </w:p>
+          <w:p>
+            <w:pPr>
+              <w:spacing w:before="100" w:beforeAutospacing="1" w:after="100" w:afterAutospacing="1"/>
+              <w:rPr>
+                <w:rFonts w:ascii="Times New Roman" w:eastAsia="Times New Roman" w:hAnsi="Times New Roman" w:cs="Times New Roman"/>
+                <w:color w:val="auto"/>
+                <w:lang w:val="en-IN" w:eastAsia="en-IN"/>
+              </w:rPr>
+            </w:pPr>
+            <w:r>
+              <w:rPr>
+                <w:rFonts w:ascii="Times New Roman" w:eastAsia="Times New Roman" w:hAnsi="Times New Roman" w:cs="Times New Roman"/>
                 <w:b/>
+                <w:bCs/>
+                <w:color w:val="auto"/>
+                <w:lang w:val="en-IN" w:eastAsia="en-IN"/>
+              </w:rPr>
+              <w:t>Client Management System</w:t>
+            </w:r>
+            <w:r>
+              <w:rPr>
+                <w:rFonts w:ascii="Times New Roman" w:eastAsia="Times New Roman" w:hAnsi="Times New Roman" w:cs="Times New Roman"/>
+                <w:color w:val="auto"/>
+                <w:lang w:val="en-IN" w:eastAsia="en-IN"/>
+              </w:rPr>
+              <w:br/>
+            </w:r>
+            <w:r>
+              <w:rPr>
+                <w:rFonts w:ascii="Times New Roman" w:eastAsia="Times New Roman" w:hAnsi="Times New Roman" w:cs="Times New Roman"/>
                 <w:i/>
-              </w:rPr>
-            </w:pPr>
-            <w:r>
-              <w:rPr>
-                <w:b/>
-                <w:i/>
-              </w:rPr>
-              <w:t>Client Management System</w:t>
-            </w:r>
-          </w:p>
-          <w:p>
-            <w:pPr>
-              <w:ind w:left="81"/>
-              <w:rPr>
-                <w:b/>
-              </w:rPr>
-            </w:pPr>
-            <w:r>
-              <w:rPr>
-                <w:b/>
-              </w:rPr>
+                <w:iCs/>
+                <w:color w:val="auto"/>
+                <w:lang w:val="en-IN" w:eastAsia="en-IN"/>
+              </w:rPr>
+              <w:t>Full Stack Developer | Django, Python, Bootstrap, JavaScript</w:t>
+            </w:r>
+            <w:r>
+              <w:rPr>
+                <w:rFonts w:ascii="Times New Roman" w:eastAsia="Times New Roman" w:hAnsi="Times New Roman" w:cs="Times New Roman"/>
+                <w:color w:val="auto"/>
+                <w:lang w:val="en-IN" w:eastAsia="en-IN"/>
+              </w:rPr>
+              <w:br/>
               <w:t>2025</w:t>
             </w:r>
           </w:p>
           <w:p>
             <w:pPr>
-              <w:ind w:left="81"/>
-            </w:pPr>
-            <w:r>
-              <w:t>Full Stack Developer – Django, Python, Bootstrap and JS</w:t>
-            </w:r>
-          </w:p>
-          <w:p>
-            <w:pPr>
-              <w:ind w:left="81"/>
-            </w:pPr>
-            <w:r>
-              <w:t>Developed both backend and frontend of a client management system with Django and Bootstrap, including features for client registration, information management, and report generation.</w:t>
-            </w:r>
-          </w:p>
-          <w:p>
-            <w:pPr>
-              <w:ind w:left="81"/>
-              <w:rPr>
-                <w:color w:val="FF0000"/>
+              <w:numPr>
+                <w:ilvl w:val="0"/>
+                <w:numId w:val="11"/>
+              </w:numPr>
+              <w:spacing w:before="100" w:beforeAutospacing="1" w:after="100" w:afterAutospacing="1"/>
+              <w:rPr>
+                <w:rFonts w:ascii="Times New Roman" w:eastAsia="Times New Roman" w:hAnsi="Times New Roman" w:cs="Times New Roman"/>
+                <w:color w:val="auto"/>
+                <w:lang w:val="en-IN" w:eastAsia="en-IN"/>
+              </w:rPr>
+            </w:pPr>
+            <w:r>
+              <w:rPr>
+                <w:rFonts w:ascii="Times New Roman" w:eastAsia="Times New Roman" w:hAnsi="Times New Roman" w:cs="Times New Roman"/>
+                <w:color w:val="auto"/>
+                <w:lang w:val="en-IN" w:eastAsia="en-IN"/>
+              </w:rPr>
+              <w:t>Developed an efficient Client Management System using Django for the backend and Bootstrap for the frontend.</w:t>
+            </w:r>
+          </w:p>
+          <w:p>
+            <w:pPr>
+              <w:numPr>
+                <w:ilvl w:val="0"/>
+                <w:numId w:val="11"/>
+              </w:numPr>
+              <w:spacing w:before="100" w:beforeAutospacing="1" w:after="100" w:afterAutospacing="1"/>
+              <w:rPr>
+                <w:rFonts w:ascii="Times New Roman" w:eastAsia="Times New Roman" w:hAnsi="Times New Roman" w:cs="Times New Roman"/>
+                <w:color w:val="auto"/>
+                <w:lang w:val="en-IN" w:eastAsia="en-IN"/>
+              </w:rPr>
+            </w:pPr>
+            <w:r>
+              <w:rPr>
+                <w:rFonts w:ascii="Times New Roman" w:eastAsia="Times New Roman" w:hAnsi="Times New Roman" w:cs="Times New Roman"/>
+                <w:color w:val="auto"/>
+                <w:lang w:val="en-IN" w:eastAsia="en-IN"/>
+              </w:rPr>
+              <w:t>Reduced report generation time by 60% by implementing optimized processes and streamlined workflows.</w:t>
+            </w:r>
+          </w:p>
+          <w:p>
+            <w:pPr>
+              <w:numPr>
+                <w:ilvl w:val="0"/>
+                <w:numId w:val="11"/>
+              </w:numPr>
+              <w:spacing w:before="100" w:beforeAutospacing="1" w:after="100" w:afterAutospacing="1"/>
+              <w:rPr>
+                <w:rFonts w:ascii="Times New Roman" w:eastAsia="Times New Roman" w:hAnsi="Times New Roman" w:cs="Times New Roman"/>
+                <w:color w:val="auto"/>
+                <w:lang w:val="en-IN" w:eastAsia="en-IN"/>
+              </w:rPr>
+            </w:pPr>
+            <w:r>
+              <w:rPr>
+                <w:rFonts w:ascii="Times New Roman" w:eastAsia="Times New Roman" w:hAnsi="Times New Roman" w:cs="Times New Roman"/>
+                <w:color w:val="auto"/>
+                <w:lang w:val="en-IN" w:eastAsia="en-IN"/>
+              </w:rPr>
+              <w:t>Integrated dynamic search functionality and user role management for better user experience.</w:t>
+            </w:r>
+          </w:p>
+          <w:p>
+            <w:pPr>
+              <w:numPr>
+                <w:ilvl w:val="0"/>
+                <w:numId w:val="11"/>
+              </w:numPr>
+              <w:spacing w:before="100" w:beforeAutospacing="1" w:after="100" w:afterAutospacing="1"/>
+              <w:rPr>
+                <w:rFonts w:ascii="Times New Roman" w:eastAsia="Times New Roman" w:hAnsi="Times New Roman" w:cs="Times New Roman"/>
+                <w:color w:val="auto"/>
+                <w:lang w:val="en-IN" w:eastAsia="en-IN"/>
+              </w:rPr>
+            </w:pPr>
+            <w:r>
+              <w:rPr>
+                <w:rFonts w:ascii="Times New Roman" w:eastAsia="Times New Roman" w:hAnsi="Times New Roman" w:cs="Times New Roman"/>
+                <w:color w:val="auto"/>
+                <w:lang w:val="en-IN" w:eastAsia="en-IN"/>
+              </w:rPr>
+              <w:t>Technologies: Django, Python, Bootstrap, JavaScript, MySQL.</w:t>
+            </w:r>
+          </w:p>
+          <w:p>
+            <w:pPr>
+              <w:spacing w:before="100" w:beforeAutospacing="1" w:after="100" w:afterAutospacing="1"/>
+              <w:rPr>
+                <w:rFonts w:ascii="Times New Roman" w:eastAsia="Times New Roman" w:hAnsi="Times New Roman" w:cs="Times New Roman"/>
+                <w:color w:val="auto"/>
+                <w:lang w:val="en-IN" w:eastAsia="en-IN"/>
               </w:rPr>
             </w:pPr>
             <w:hyperlink r:id="rId13" w:history="1">
               <w:r>
                 <w:rPr>
                   <w:rStyle w:val="Hyperlink"/>
-                  <w:color w:val="FF0000"/>
+                  <w:rFonts w:ascii="Times New Roman" w:eastAsia="Times New Roman" w:hAnsi="Times New Roman" w:cs="Times New Roman"/>
+                  <w:lang w:val="en-IN" w:eastAsia="en-IN"/>
                 </w:rPr>
-                <w:t>Click Here for Repository</w:t>
+                <w:t>[Click Here for Repository]</w:t>
               </w:r>
             </w:hyperlink>
-            <w:r>
-              <w:rPr>
-                <w:color w:val="FF0000"/>
+          </w:p>
+          <w:p>
+            <w:pPr>
+              <w:rPr>
+                <w:rFonts w:ascii="Times New Roman" w:eastAsia="Times New Roman" w:hAnsi="Times New Roman" w:cs="Times New Roman"/>
+                <w:color w:val="auto"/>
+                <w:lang w:val="en-IN" w:eastAsia="en-IN"/>
+              </w:rPr>
+            </w:pPr>
+            <w:r>
+              <w:rPr>
+                <w:rFonts w:ascii="Times New Roman" w:eastAsia="Times New Roman" w:hAnsi="Times New Roman" w:cs="Times New Roman"/>
+                <w:color w:val="auto"/>
+                <w:lang w:val="en-IN" w:eastAsia="en-IN"/>
+              </w:rPr>
+              <w:pict>
+                <v:rect id="_x0000_i1026" style="width:0;height:1.5pt" o:hralign="center" o:hrstd="t" o:hr="t" fillcolor="#a0a0a0" stroked="f"/>
+              </w:pict>
+            </w:r>
+          </w:p>
+          <w:p>
+            <w:pPr>
+              <w:spacing w:before="100" w:beforeAutospacing="1" w:after="100" w:afterAutospacing="1"/>
+              <w:rPr>
+                <w:rFonts w:ascii="Times New Roman" w:eastAsia="Times New Roman" w:hAnsi="Times New Roman" w:cs="Times New Roman"/>
+                <w:color w:val="auto"/>
+                <w:lang w:val="en-IN" w:eastAsia="en-IN"/>
+              </w:rPr>
+            </w:pPr>
+            <w:r>
+              <w:rPr>
+                <w:rFonts w:ascii="Times New Roman" w:eastAsia="Times New Roman" w:hAnsi="Times New Roman" w:cs="Times New Roman"/>
+                <w:b/>
+                <w:bCs/>
+                <w:color w:val="auto"/>
+                <w:lang w:val="en-IN" w:eastAsia="en-IN"/>
+              </w:rPr>
+              <w:t>Tourist Website</w:t>
+            </w:r>
+            <w:r>
+              <w:rPr>
+                <w:rFonts w:ascii="Times New Roman" w:eastAsia="Times New Roman" w:hAnsi="Times New Roman" w:cs="Times New Roman"/>
+                <w:color w:val="auto"/>
+                <w:lang w:val="en-IN" w:eastAsia="en-IN"/>
               </w:rPr>
               <w:br/>
             </w:r>
-          </w:p>
-          <w:p>
-            <w:pPr>
-              <w:ind w:left="81"/>
-              <w:rPr>
-                <w:b/>
+            <w:r>
+              <w:rPr>
+                <w:rFonts w:ascii="Times New Roman" w:eastAsia="Times New Roman" w:hAnsi="Times New Roman" w:cs="Times New Roman"/>
                 <w:i/>
-              </w:rPr>
-            </w:pPr>
-            <w:r>
-              <w:rPr>
-                <w:b/>
-                <w:i/>
-              </w:rPr>
-              <w:t>Tourist Website</w:t>
-            </w:r>
-          </w:p>
-          <w:p>
-            <w:pPr>
-              <w:ind w:left="81"/>
-              <w:rPr>
-                <w:b/>
-              </w:rPr>
-            </w:pPr>
-            <w:r>
-              <w:rPr>
-                <w:b/>
-              </w:rPr>
+                <w:iCs/>
+                <w:color w:val="auto"/>
+                <w:lang w:val="en-IN" w:eastAsia="en-IN"/>
+              </w:rPr>
+              <w:t>Frontend Developer | React JS, Bootstrap</w:t>
+            </w:r>
+            <w:r>
+              <w:rPr>
+                <w:rFonts w:ascii="Times New Roman" w:eastAsia="Times New Roman" w:hAnsi="Times New Roman" w:cs="Times New Roman"/>
+                <w:color w:val="auto"/>
+                <w:lang w:val="en-IN" w:eastAsia="en-IN"/>
+              </w:rPr>
+              <w:br/>
               <w:t>2024</w:t>
             </w:r>
           </w:p>
           <w:p>
             <w:pPr>
-              <w:ind w:left="81"/>
-            </w:pPr>
-            <w:r>
-              <w:t>Frontend Developer – React JS and Bootstrap</w:t>
-            </w:r>
-          </w:p>
-          <w:p>
-            <w:pPr>
-              <w:ind w:left="81"/>
-            </w:pPr>
-            <w:r>
-              <w:t>Built a responsive tourist website using React JS and Bootstrap, focusing on dynamic UI components and smooth user experience.</w:t>
-            </w:r>
-          </w:p>
-          <w:p>
-            <w:pPr>
-              <w:ind w:left="81"/>
-              <w:rPr>
-                <w:rStyle w:val="Hyperlink"/>
-                <w:color w:val="FF0000"/>
-              </w:rPr>
-            </w:pPr>
-            <w:r>
-              <w:rPr>
-                <w:color w:val="FF0000"/>
-              </w:rPr>
-              <w:fldChar w:fldCharType="begin"/>
-            </w:r>
-            <w:r>
-              <w:rPr>
-                <w:color w:val="FF0000"/>
-              </w:rPr>
-              <w:instrText xml:space="preserve"> HYPERLINK "https://github.com/Akshat-Shah04/Tourist-App" </w:instrText>
-            </w:r>
-            <w:r>
-              <w:rPr>
-                <w:color w:val="FF0000"/>
-              </w:rPr>
-            </w:r>
-            <w:r>
-              <w:rPr>
-                <w:color w:val="FF0000"/>
-              </w:rPr>
-              <w:fldChar w:fldCharType="separate"/>
-            </w:r>
-            <w:r>
-              <w:rPr>
-                <w:rStyle w:val="Hyperlink"/>
-                <w:color w:val="FF0000"/>
-              </w:rPr>
-              <w:t>Click Here for Repository</w:t>
-            </w:r>
-          </w:p>
-          <w:p>
-            <w:pPr>
-              <w:ind w:left="81"/>
-            </w:pPr>
-            <w:r>
-              <w:rPr>
-                <w:color w:val="FF0000"/>
-              </w:rPr>
-              <w:fldChar w:fldCharType="end"/>
-            </w:r>
-          </w:p>
-          <w:p>
-            <w:pPr>
-              <w:ind w:left="81"/>
-              <w:rPr>
-                <w:b/>
-                <w:i/>
-              </w:rPr>
-            </w:pPr>
-            <w:r>
-              <w:rPr>
-                <w:b/>
-                <w:i/>
-              </w:rPr>
-              <w:t>Footwear Ecommerce Site</w:t>
-            </w:r>
-          </w:p>
-          <w:p>
-            <w:pPr>
-              <w:ind w:left="81"/>
-            </w:pPr>
-            <w:r>
-              <w:t>2024</w:t>
-            </w:r>
-          </w:p>
-          <w:p>
-            <w:pPr>
-              <w:ind w:left="81"/>
-            </w:pPr>
-            <w:r>
-              <w:t>Backend Developer – Django, Python and Bootstrap</w:t>
-            </w:r>
-          </w:p>
-          <w:p>
-            <w:pPr>
-              <w:ind w:left="81"/>
-            </w:pPr>
-            <w:r>
-              <w:t>Developed the backend of an ecommerce platform for footwear, including product management, user authentication, and payment gateway integration.</w:t>
-            </w:r>
-          </w:p>
-          <w:p>
-            <w:pPr>
-              <w:ind w:left="81"/>
-              <w:rPr>
-                <w:color w:val="FF0000"/>
+              <w:numPr>
+                <w:ilvl w:val="0"/>
+                <w:numId w:val="12"/>
+              </w:numPr>
+              <w:spacing w:before="100" w:beforeAutospacing="1" w:after="100" w:afterAutospacing="1"/>
+              <w:rPr>
+                <w:rFonts w:ascii="Times New Roman" w:eastAsia="Times New Roman" w:hAnsi="Times New Roman" w:cs="Times New Roman"/>
+                <w:color w:val="auto"/>
+                <w:lang w:val="en-IN" w:eastAsia="en-IN"/>
+              </w:rPr>
+            </w:pPr>
+            <w:r>
+              <w:rPr>
+                <w:rFonts w:ascii="Times New Roman" w:eastAsia="Times New Roman" w:hAnsi="Times New Roman" w:cs="Times New Roman"/>
+                <w:color w:val="auto"/>
+                <w:lang w:val="en-IN" w:eastAsia="en-IN"/>
+              </w:rPr>
+              <w:t>Built a responsive, dynamic tourist website using React JS and Bootstrap, focusing on seamless user experience.</w:t>
+            </w:r>
+          </w:p>
+          <w:p>
+            <w:pPr>
+              <w:numPr>
+                <w:ilvl w:val="0"/>
+                <w:numId w:val="12"/>
+              </w:numPr>
+              <w:spacing w:before="100" w:beforeAutospacing="1" w:after="100" w:afterAutospacing="1"/>
+              <w:rPr>
+                <w:rFonts w:ascii="Times New Roman" w:eastAsia="Times New Roman" w:hAnsi="Times New Roman" w:cs="Times New Roman"/>
+                <w:color w:val="auto"/>
+                <w:lang w:val="en-IN" w:eastAsia="en-IN"/>
+              </w:rPr>
+            </w:pPr>
+            <w:r>
+              <w:rPr>
+                <w:rFonts w:ascii="Times New Roman" w:eastAsia="Times New Roman" w:hAnsi="Times New Roman" w:cs="Times New Roman"/>
+                <w:color w:val="auto"/>
+                <w:lang w:val="en-IN" w:eastAsia="en-IN"/>
+              </w:rPr>
+              <w:t>Developed interactive UI components for easy navigation and enhanced functionality.</w:t>
+            </w:r>
+          </w:p>
+          <w:p>
+            <w:pPr>
+              <w:numPr>
+                <w:ilvl w:val="0"/>
+                <w:numId w:val="12"/>
+              </w:numPr>
+              <w:spacing w:before="100" w:beforeAutospacing="1" w:after="100" w:afterAutospacing="1"/>
+              <w:rPr>
+                <w:rFonts w:ascii="Times New Roman" w:eastAsia="Times New Roman" w:hAnsi="Times New Roman" w:cs="Times New Roman"/>
+                <w:color w:val="auto"/>
+                <w:lang w:val="en-IN" w:eastAsia="en-IN"/>
+              </w:rPr>
+            </w:pPr>
+            <w:r>
+              <w:rPr>
+                <w:rFonts w:ascii="Times New Roman" w:eastAsia="Times New Roman" w:hAnsi="Times New Roman" w:cs="Times New Roman"/>
+                <w:color w:val="auto"/>
+                <w:lang w:val="en-IN" w:eastAsia="en-IN"/>
+              </w:rPr>
+              <w:t>Technologies: React JS, Bootstrap, HTML, CSS.</w:t>
+            </w:r>
+          </w:p>
+          <w:p>
+            <w:pPr>
+              <w:spacing w:before="100" w:beforeAutospacing="1" w:after="100" w:afterAutospacing="1"/>
+              <w:rPr>
+                <w:rFonts w:ascii="Times New Roman" w:eastAsia="Times New Roman" w:hAnsi="Times New Roman" w:cs="Times New Roman"/>
+                <w:color w:val="auto"/>
+                <w:lang w:val="en-IN" w:eastAsia="en-IN"/>
               </w:rPr>
             </w:pPr>
             <w:hyperlink r:id="rId14" w:history="1">
               <w:r>
                 <w:rPr>
                   <w:rStyle w:val="Hyperlink"/>
-                  <w:color w:val="FF0000"/>
+                  <w:rFonts w:ascii="Times New Roman" w:eastAsia="Times New Roman" w:hAnsi="Times New Roman" w:cs="Times New Roman"/>
+                  <w:lang w:val="en-IN" w:eastAsia="en-IN"/>
                 </w:rPr>
-                <w:t>Click Here for Repository</w:t>
+                <w:t>[Click Here for Repository]</w:t>
               </w:r>
             </w:hyperlink>
           </w:p>
           <w:p>
             <w:pPr>
-              <w:pStyle w:val="Heading2"/>
-            </w:pPr>
+              <w:rPr>
+                <w:rFonts w:ascii="Times New Roman" w:eastAsia="Times New Roman" w:hAnsi="Times New Roman" w:cs="Times New Roman"/>
+                <w:color w:val="auto"/>
+                <w:lang w:val="en-IN" w:eastAsia="en-IN"/>
+              </w:rPr>
+            </w:pPr>
+            <w:r>
+              <w:rPr>
+                <w:rFonts w:ascii="Times New Roman" w:eastAsia="Times New Roman" w:hAnsi="Times New Roman" w:cs="Times New Roman"/>
+                <w:color w:val="auto"/>
+                <w:lang w:val="en-IN" w:eastAsia="en-IN"/>
+              </w:rPr>
+              <w:pict>
+                <v:rect id="_x0000_i1027" style="width:0;height:1.5pt" o:hralign="center" o:hrstd="t" o:hr="t" fillcolor="#a0a0a0" stroked="f"/>
+              </w:pict>
+            </w:r>
+          </w:p>
+          <w:p>
+            <w:pPr>
+              <w:spacing w:before="100" w:beforeAutospacing="1" w:after="100" w:afterAutospacing="1"/>
+              <w:rPr>
+                <w:rFonts w:ascii="Times New Roman" w:eastAsia="Times New Roman" w:hAnsi="Times New Roman" w:cs="Times New Roman"/>
+                <w:color w:val="auto"/>
+                <w:lang w:val="en-IN" w:eastAsia="en-IN"/>
+              </w:rPr>
+            </w:pPr>
+            <w:r>
+              <w:rPr>
+                <w:rFonts w:ascii="Times New Roman" w:eastAsia="Times New Roman" w:hAnsi="Times New Roman" w:cs="Times New Roman"/>
+                <w:b/>
+                <w:bCs/>
+                <w:color w:val="auto"/>
+                <w:lang w:val="en-IN" w:eastAsia="en-IN"/>
+              </w:rPr>
+              <w:lastRenderedPageBreak/>
+              <w:t>Footwear Ecommerce Platform</w:t>
+            </w:r>
+            <w:r>
+              <w:rPr>
+                <w:rFonts w:ascii="Times New Roman" w:eastAsia="Times New Roman" w:hAnsi="Times New Roman" w:cs="Times New Roman"/>
+                <w:color w:val="auto"/>
+                <w:lang w:val="en-IN" w:eastAsia="en-IN"/>
+              </w:rPr>
+              <w:br/>
+            </w:r>
+            <w:r>
+              <w:rPr>
+                <w:rFonts w:ascii="Times New Roman" w:eastAsia="Times New Roman" w:hAnsi="Times New Roman" w:cs="Times New Roman"/>
+                <w:i/>
+                <w:iCs/>
+                <w:color w:val="auto"/>
+                <w:lang w:val="en-IN" w:eastAsia="en-IN"/>
+              </w:rPr>
+              <w:t>Backend Developer | Django, Python, Bootstrap</w:t>
+            </w:r>
+            <w:r>
+              <w:rPr>
+                <w:rFonts w:ascii="Times New Roman" w:eastAsia="Times New Roman" w:hAnsi="Times New Roman" w:cs="Times New Roman"/>
+                <w:color w:val="auto"/>
+                <w:lang w:val="en-IN" w:eastAsia="en-IN"/>
+              </w:rPr>
+              <w:br/>
+              <w:t>2024</w:t>
+            </w:r>
+          </w:p>
+          <w:p>
+            <w:pPr>
+              <w:numPr>
+                <w:ilvl w:val="0"/>
+                <w:numId w:val="13"/>
+              </w:numPr>
+              <w:spacing w:before="100" w:beforeAutospacing="1" w:after="100" w:afterAutospacing="1"/>
+              <w:rPr>
+                <w:rFonts w:ascii="Times New Roman" w:eastAsia="Times New Roman" w:hAnsi="Times New Roman" w:cs="Times New Roman"/>
+                <w:color w:val="auto"/>
+                <w:lang w:val="en-IN" w:eastAsia="en-IN"/>
+              </w:rPr>
+            </w:pPr>
+            <w:r>
+              <w:rPr>
+                <w:rFonts w:ascii="Times New Roman" w:eastAsia="Times New Roman" w:hAnsi="Times New Roman" w:cs="Times New Roman"/>
+                <w:color w:val="auto"/>
+                <w:lang w:val="en-IN" w:eastAsia="en-IN"/>
+              </w:rPr>
+              <w:t>Developed the backend of an ecommerce platform for footwear, including product management, user authentication, and payment gateway integration.</w:t>
+            </w:r>
+          </w:p>
+          <w:p>
+            <w:pPr>
+              <w:numPr>
+                <w:ilvl w:val="0"/>
+                <w:numId w:val="13"/>
+              </w:numPr>
+              <w:spacing w:before="100" w:beforeAutospacing="1" w:after="100" w:afterAutospacing="1"/>
+              <w:rPr>
+                <w:rFonts w:ascii="Times New Roman" w:eastAsia="Times New Roman" w:hAnsi="Times New Roman" w:cs="Times New Roman"/>
+                <w:color w:val="auto"/>
+                <w:lang w:val="en-IN" w:eastAsia="en-IN"/>
+              </w:rPr>
+            </w:pPr>
+            <w:r>
+              <w:rPr>
+                <w:rFonts w:ascii="Times New Roman" w:eastAsia="Times New Roman" w:hAnsi="Times New Roman" w:cs="Times New Roman"/>
+                <w:color w:val="auto"/>
+                <w:lang w:val="en-IN" w:eastAsia="en-IN"/>
+              </w:rPr>
+              <w:t>Implemented secure user authentication, order management, and payment processing systems.</w:t>
+            </w:r>
+          </w:p>
+          <w:p>
+            <w:pPr>
+              <w:numPr>
+                <w:ilvl w:val="0"/>
+                <w:numId w:val="13"/>
+              </w:numPr>
+              <w:spacing w:before="100" w:beforeAutospacing="1" w:after="100" w:afterAutospacing="1"/>
+              <w:rPr>
+                <w:rFonts w:ascii="Times New Roman" w:eastAsia="Times New Roman" w:hAnsi="Times New Roman" w:cs="Times New Roman"/>
+                <w:color w:val="auto"/>
+                <w:lang w:val="en-IN" w:eastAsia="en-IN"/>
+              </w:rPr>
+            </w:pPr>
+            <w:r>
+              <w:rPr>
+                <w:rFonts w:ascii="Times New Roman" w:eastAsia="Times New Roman" w:hAnsi="Times New Roman" w:cs="Times New Roman"/>
+                <w:color w:val="auto"/>
+                <w:lang w:val="en-IN" w:eastAsia="en-IN"/>
+              </w:rPr>
+              <w:t>Technologies: D</w:t>
+            </w:r>
+            <w:r>
+              <w:rPr>
+                <w:rFonts w:ascii="Times New Roman" w:eastAsia="Times New Roman" w:hAnsi="Times New Roman" w:cs="Times New Roman"/>
+                <w:color w:val="auto"/>
+                <w:lang w:val="en-IN" w:eastAsia="en-IN"/>
+              </w:rPr>
+              <w:t>jango, Python, Bootstrap, MySQL.</w:t>
+            </w:r>
+          </w:p>
+          <w:p>
+            <w:pPr>
+              <w:spacing w:before="100" w:beforeAutospacing="1" w:after="100" w:afterAutospacing="1"/>
+              <w:rPr>
+                <w:rFonts w:ascii="Times New Roman" w:eastAsia="Times New Roman" w:hAnsi="Times New Roman" w:cs="Times New Roman"/>
+                <w:color w:val="auto"/>
+                <w:lang w:val="en-IN" w:eastAsia="en-IN"/>
+              </w:rPr>
+            </w:pPr>
+            <w:hyperlink r:id="rId15" w:history="1">
+              <w:r>
+                <w:rPr>
+                  <w:rStyle w:val="Hyperlink"/>
+                  <w:rFonts w:ascii="Times New Roman" w:eastAsia="Times New Roman" w:hAnsi="Times New Roman" w:cs="Times New Roman"/>
+                  <w:lang w:val="en-IN" w:eastAsia="en-IN"/>
+                </w:rPr>
+                <w:t>[Click Here for Repository]</w:t>
+              </w:r>
+            </w:hyperlink>
           </w:p>
           <w:p>
             <w:pPr>
@@ -619,10 +839,7 @@
               </w:rPr>
             </w:pPr>
           </w:p>
-          <w:p>
-            <w:bookmarkStart w:id="0" w:name="_GoBack"/>
-            <w:bookmarkEnd w:id="0"/>
-          </w:p>
+          <w:p/>
         </w:tc>
       </w:tr>
       <w:tr>
@@ -694,7 +911,22 @@
               <w:pStyle w:val="TextLeft"/>
             </w:pPr>
             <w:r>
-              <w:t>2024-2026</w:t>
+              <w:t xml:space="preserve">June </w:t>
+            </w:r>
+            <w:r>
+              <w:t>2024</w:t>
+            </w:r>
+            <w:r>
+              <w:t xml:space="preserve"> </w:t>
+            </w:r>
+            <w:r>
+              <w:t>-</w:t>
+            </w:r>
+            <w:r>
+              <w:t xml:space="preserve"> March </w:t>
+            </w:r>
+            <w:r>
+              <w:t>2026</w:t>
             </w:r>
           </w:p>
           <w:p/>
@@ -708,111 +940,72 @@
           </w:p>
           <w:p>
             <w:pPr>
-              <w:pStyle w:val="TextLeft"/>
-            </w:pPr>
-            <w:r>
-              <w:rPr>
-                <w:b/>
-                <w:sz w:val="24"/>
-              </w:rPr>
-              <w:t>IT CAREER PATH</w:t>
-            </w:r>
-          </w:p>
-          <w:p>
-            <w:pPr>
-              <w:pStyle w:val="TextLeft"/>
-            </w:pPr>
-            <w:r>
-              <w:t>TOPS Technologies</w:t>
-            </w:r>
-          </w:p>
-          <w:p>
-            <w:pPr>
-              <w:pStyle w:val="TextLeft"/>
-            </w:pPr>
-            <w:r>
-              <w:t>2024-2025</w:t>
-            </w:r>
-          </w:p>
-          <w:p>
-            <w:pPr>
-              <w:pStyle w:val="TextLeft"/>
-            </w:pPr>
-            <w:r>
-              <w:t xml:space="preserve">Link: </w:t>
-            </w:r>
-            <w:r>
-              <w:rPr>
-                <w:color w:val="FF0000"/>
-                <w:u w:val="single"/>
-              </w:rPr>
-              <w:t>Click Here</w:t>
-            </w:r>
-          </w:p>
-          <w:p/>
-          <w:p>
-            <w:pPr>
-              <w:pStyle w:val="TextLeft"/>
-              <w:rPr>
-                <w:b/>
-                <w:sz w:val="24"/>
-              </w:rPr>
-            </w:pPr>
-            <w:r>
-              <w:rPr>
-                <w:b/>
-                <w:sz w:val="24"/>
-              </w:rPr>
-              <w:t>Programming</w:t>
-            </w:r>
-            <w:r>
-              <w:rPr>
-                <w:b/>
-                <w:sz w:val="24"/>
-              </w:rPr>
-              <w:t xml:space="preserve"> in Python </w:t>
-            </w:r>
-          </w:p>
-          <w:p>
-            <w:pPr>
-              <w:pStyle w:val="TextLeft"/>
-            </w:pPr>
-            <w:r>
-              <w:t>C-DAC</w:t>
-            </w:r>
-          </w:p>
-          <w:p>
-            <w:pPr>
-              <w:pStyle w:val="TextLeft"/>
-            </w:pPr>
-            <w:r>
-              <w:t>2023</w:t>
-            </w:r>
-          </w:p>
-          <w:p>
-            <w:pPr>
-              <w:pStyle w:val="TextLeft"/>
-              <w:rPr>
-                <w:color w:val="FF0000"/>
-              </w:rPr>
-            </w:pPr>
-            <w:r>
-              <w:t>Link</w:t>
-            </w:r>
-            <w:r>
-              <w:t xml:space="preserve">: </w:t>
-            </w:r>
-            <w:hyperlink r:id="rId15" w:history="1">
+              <w:pStyle w:val="NormalWeb"/>
+              <w:jc w:val="right"/>
+            </w:pPr>
+            <w:r>
+              <w:rPr>
+                <w:rStyle w:val="Strong"/>
+              </w:rPr>
+              <w:t>IT Career Path</w:t>
+            </w:r>
+            <w:r>
+              <w:t xml:space="preserve"> </w:t>
+            </w:r>
+          </w:p>
+          <w:p>
+            <w:pPr>
+              <w:pStyle w:val="NormalWeb"/>
+              <w:jc w:val="right"/>
+            </w:pPr>
+            <w:r>
+              <w:t>TOPS Technologies | 2024-2025</w:t>
+            </w:r>
+            <w:r>
+              <w:br/>
+              <w:t>[Link: Click Here]</w:t>
+            </w:r>
+          </w:p>
+          <w:p>
+            <w:pPr>
+              <w:pStyle w:val="NormalWeb"/>
+              <w:jc w:val="right"/>
+              <w:rPr>
+                <w:rStyle w:val="Strong"/>
+              </w:rPr>
+            </w:pPr>
+            <w:r>
+              <w:rPr>
+                <w:rStyle w:val="Strong"/>
+              </w:rPr>
+              <w:t>Programming in Python</w:t>
+            </w:r>
+          </w:p>
+          <w:p>
+            <w:pPr>
+              <w:pStyle w:val="NormalWeb"/>
+              <w:jc w:val="right"/>
+            </w:pPr>
+            <w:r>
+              <w:t xml:space="preserve"> C-DAC | 2023</w:t>
+            </w:r>
+            <w:r>
+              <w:br/>
+            </w:r>
+            <w:hyperlink r:id="rId16" w:history="1">
               <w:r>
                 <w:rPr>
                   <w:rStyle w:val="Hyperlink"/>
-                  <w:color w:val="FF0000"/>
                 </w:rPr>
-                <w:t>Click Here</w:t>
+                <w:t>[Link: Click Here]</w:t>
               </w:r>
             </w:hyperlink>
           </w:p>
-          <w:p/>
+          <w:p>
+            <w:pPr>
+              <w:pStyle w:val="TextLeft"/>
+            </w:pPr>
+          </w:p>
         </w:tc>
         <w:tc>
           <w:tcPr>
@@ -838,6 +1031,7 @@
           <w:noProof/>
           <w:lang w:val="en-IN" w:eastAsia="en-IN"/>
         </w:rPr>
+        <w:lastRenderedPageBreak/>
         <mc:AlternateContent>
           <mc:Choice Requires="wps">
             <w:drawing>
@@ -1146,6 +1340,453 @@
       </w:rPr>
     </w:lvl>
   </w:abstractNum>
+  <w:abstractNum w:abstractNumId="10" w15:restartNumberingAfterBreak="0">
+    <w:nsid w:val="21CF323F"/>
+    <w:multiLevelType w:val="multilevel"/>
+    <w:tmpl w:val="A0D0F0AC"/>
+    <w:lvl w:ilvl="0">
+      <w:start w:val="1"/>
+      <w:numFmt w:val="bullet"/>
+      <w:lvlText w:val=""/>
+      <w:lvlJc w:val="left"/>
+      <w:pPr>
+        <w:tabs>
+          <w:tab w:val="num" w:pos="720"/>
+        </w:tabs>
+        <w:ind w:left="720" w:hanging="360"/>
+      </w:pPr>
+      <w:rPr>
+        <w:rFonts w:ascii="Symbol" w:hAnsi="Symbol" w:hint="default"/>
+        <w:sz w:val="20"/>
+      </w:rPr>
+    </w:lvl>
+    <w:lvl w:ilvl="1" w:tentative="1">
+      <w:start w:val="1"/>
+      <w:numFmt w:val="bullet"/>
+      <w:lvlText w:val="o"/>
+      <w:lvlJc w:val="left"/>
+      <w:pPr>
+        <w:tabs>
+          <w:tab w:val="num" w:pos="1440"/>
+        </w:tabs>
+        <w:ind w:left="1440" w:hanging="360"/>
+      </w:pPr>
+      <w:rPr>
+        <w:rFonts w:ascii="Courier New" w:hAnsi="Courier New" w:hint="default"/>
+        <w:sz w:val="20"/>
+      </w:rPr>
+    </w:lvl>
+    <w:lvl w:ilvl="2" w:tentative="1">
+      <w:start w:val="1"/>
+      <w:numFmt w:val="bullet"/>
+      <w:lvlText w:val=""/>
+      <w:lvlJc w:val="left"/>
+      <w:pPr>
+        <w:tabs>
+          <w:tab w:val="num" w:pos="2160"/>
+        </w:tabs>
+        <w:ind w:left="2160" w:hanging="360"/>
+      </w:pPr>
+      <w:rPr>
+        <w:rFonts w:ascii="Wingdings" w:hAnsi="Wingdings" w:hint="default"/>
+        <w:sz w:val="20"/>
+      </w:rPr>
+    </w:lvl>
+    <w:lvl w:ilvl="3" w:tentative="1">
+      <w:start w:val="1"/>
+      <w:numFmt w:val="bullet"/>
+      <w:lvlText w:val=""/>
+      <w:lvlJc w:val="left"/>
+      <w:pPr>
+        <w:tabs>
+          <w:tab w:val="num" w:pos="2880"/>
+        </w:tabs>
+        <w:ind w:left="2880" w:hanging="360"/>
+      </w:pPr>
+      <w:rPr>
+        <w:rFonts w:ascii="Wingdings" w:hAnsi="Wingdings" w:hint="default"/>
+        <w:sz w:val="20"/>
+      </w:rPr>
+    </w:lvl>
+    <w:lvl w:ilvl="4" w:tentative="1">
+      <w:start w:val="1"/>
+      <w:numFmt w:val="bullet"/>
+      <w:lvlText w:val=""/>
+      <w:lvlJc w:val="left"/>
+      <w:pPr>
+        <w:tabs>
+          <w:tab w:val="num" w:pos="3600"/>
+        </w:tabs>
+        <w:ind w:left="3600" w:hanging="360"/>
+      </w:pPr>
+      <w:rPr>
+        <w:rFonts w:ascii="Wingdings" w:hAnsi="Wingdings" w:hint="default"/>
+        <w:sz w:val="20"/>
+      </w:rPr>
+    </w:lvl>
+    <w:lvl w:ilvl="5" w:tentative="1">
+      <w:start w:val="1"/>
+      <w:numFmt w:val="bullet"/>
+      <w:lvlText w:val=""/>
+      <w:lvlJc w:val="left"/>
+      <w:pPr>
+        <w:tabs>
+          <w:tab w:val="num" w:pos="4320"/>
+        </w:tabs>
+        <w:ind w:left="4320" w:hanging="360"/>
+      </w:pPr>
+      <w:rPr>
+        <w:rFonts w:ascii="Wingdings" w:hAnsi="Wingdings" w:hint="default"/>
+        <w:sz w:val="20"/>
+      </w:rPr>
+    </w:lvl>
+    <w:lvl w:ilvl="6" w:tentative="1">
+      <w:start w:val="1"/>
+      <w:numFmt w:val="bullet"/>
+      <w:lvlText w:val=""/>
+      <w:lvlJc w:val="left"/>
+      <w:pPr>
+        <w:tabs>
+          <w:tab w:val="num" w:pos="5040"/>
+        </w:tabs>
+        <w:ind w:left="5040" w:hanging="360"/>
+      </w:pPr>
+      <w:rPr>
+        <w:rFonts w:ascii="Wingdings" w:hAnsi="Wingdings" w:hint="default"/>
+        <w:sz w:val="20"/>
+      </w:rPr>
+    </w:lvl>
+    <w:lvl w:ilvl="7" w:tentative="1">
+      <w:start w:val="1"/>
+      <w:numFmt w:val="bullet"/>
+      <w:lvlText w:val=""/>
+      <w:lvlJc w:val="left"/>
+      <w:pPr>
+        <w:tabs>
+          <w:tab w:val="num" w:pos="5760"/>
+        </w:tabs>
+        <w:ind w:left="5760" w:hanging="360"/>
+      </w:pPr>
+      <w:rPr>
+        <w:rFonts w:ascii="Wingdings" w:hAnsi="Wingdings" w:hint="default"/>
+        <w:sz w:val="20"/>
+      </w:rPr>
+    </w:lvl>
+    <w:lvl w:ilvl="8" w:tentative="1">
+      <w:start w:val="1"/>
+      <w:numFmt w:val="bullet"/>
+      <w:lvlText w:val=""/>
+      <w:lvlJc w:val="left"/>
+      <w:pPr>
+        <w:tabs>
+          <w:tab w:val="num" w:pos="6480"/>
+        </w:tabs>
+        <w:ind w:left="6480" w:hanging="360"/>
+      </w:pPr>
+      <w:rPr>
+        <w:rFonts w:ascii="Wingdings" w:hAnsi="Wingdings" w:hint="default"/>
+        <w:sz w:val="20"/>
+      </w:rPr>
+    </w:lvl>
+  </w:abstractNum>
+  <w:abstractNum w:abstractNumId="11" w15:restartNumberingAfterBreak="0">
+    <w:nsid w:val="3B4E4EFA"/>
+    <w:multiLevelType w:val="multilevel"/>
+    <w:tmpl w:val="06A68058"/>
+    <w:lvl w:ilvl="0">
+      <w:start w:val="1"/>
+      <w:numFmt w:val="bullet"/>
+      <w:lvlText w:val=""/>
+      <w:lvlJc w:val="left"/>
+      <w:pPr>
+        <w:tabs>
+          <w:tab w:val="num" w:pos="720"/>
+        </w:tabs>
+        <w:ind w:left="720" w:hanging="360"/>
+      </w:pPr>
+      <w:rPr>
+        <w:rFonts w:ascii="Symbol" w:hAnsi="Symbol" w:hint="default"/>
+        <w:sz w:val="20"/>
+      </w:rPr>
+    </w:lvl>
+    <w:lvl w:ilvl="1" w:tentative="1">
+      <w:start w:val="1"/>
+      <w:numFmt w:val="bullet"/>
+      <w:lvlText w:val="o"/>
+      <w:lvlJc w:val="left"/>
+      <w:pPr>
+        <w:tabs>
+          <w:tab w:val="num" w:pos="1440"/>
+        </w:tabs>
+        <w:ind w:left="1440" w:hanging="360"/>
+      </w:pPr>
+      <w:rPr>
+        <w:rFonts w:ascii="Courier New" w:hAnsi="Courier New" w:hint="default"/>
+        <w:sz w:val="20"/>
+      </w:rPr>
+    </w:lvl>
+    <w:lvl w:ilvl="2" w:tentative="1">
+      <w:start w:val="1"/>
+      <w:numFmt w:val="bullet"/>
+      <w:lvlText w:val=""/>
+      <w:lvlJc w:val="left"/>
+      <w:pPr>
+        <w:tabs>
+          <w:tab w:val="num" w:pos="2160"/>
+        </w:tabs>
+        <w:ind w:left="2160" w:hanging="360"/>
+      </w:pPr>
+      <w:rPr>
+        <w:rFonts w:ascii="Wingdings" w:hAnsi="Wingdings" w:hint="default"/>
+        <w:sz w:val="20"/>
+      </w:rPr>
+    </w:lvl>
+    <w:lvl w:ilvl="3" w:tentative="1">
+      <w:start w:val="1"/>
+      <w:numFmt w:val="bullet"/>
+      <w:lvlText w:val=""/>
+      <w:lvlJc w:val="left"/>
+      <w:pPr>
+        <w:tabs>
+          <w:tab w:val="num" w:pos="2880"/>
+        </w:tabs>
+        <w:ind w:left="2880" w:hanging="360"/>
+      </w:pPr>
+      <w:rPr>
+        <w:rFonts w:ascii="Wingdings" w:hAnsi="Wingdings" w:hint="default"/>
+        <w:sz w:val="20"/>
+      </w:rPr>
+    </w:lvl>
+    <w:lvl w:ilvl="4" w:tentative="1">
+      <w:start w:val="1"/>
+      <w:numFmt w:val="bullet"/>
+      <w:lvlText w:val=""/>
+      <w:lvlJc w:val="left"/>
+      <w:pPr>
+        <w:tabs>
+          <w:tab w:val="num" w:pos="3600"/>
+        </w:tabs>
+        <w:ind w:left="3600" w:hanging="360"/>
+      </w:pPr>
+      <w:rPr>
+        <w:rFonts w:ascii="Wingdings" w:hAnsi="Wingdings" w:hint="default"/>
+        <w:sz w:val="20"/>
+      </w:rPr>
+    </w:lvl>
+    <w:lvl w:ilvl="5" w:tentative="1">
+      <w:start w:val="1"/>
+      <w:numFmt w:val="bullet"/>
+      <w:lvlText w:val=""/>
+      <w:lvlJc w:val="left"/>
+      <w:pPr>
+        <w:tabs>
+          <w:tab w:val="num" w:pos="4320"/>
+        </w:tabs>
+        <w:ind w:left="4320" w:hanging="360"/>
+      </w:pPr>
+      <w:rPr>
+        <w:rFonts w:ascii="Wingdings" w:hAnsi="Wingdings" w:hint="default"/>
+        <w:sz w:val="20"/>
+      </w:rPr>
+    </w:lvl>
+    <w:lvl w:ilvl="6" w:tentative="1">
+      <w:start w:val="1"/>
+      <w:numFmt w:val="bullet"/>
+      <w:lvlText w:val=""/>
+      <w:lvlJc w:val="left"/>
+      <w:pPr>
+        <w:tabs>
+          <w:tab w:val="num" w:pos="5040"/>
+        </w:tabs>
+        <w:ind w:left="5040" w:hanging="360"/>
+      </w:pPr>
+      <w:rPr>
+        <w:rFonts w:ascii="Wingdings" w:hAnsi="Wingdings" w:hint="default"/>
+        <w:sz w:val="20"/>
+      </w:rPr>
+    </w:lvl>
+    <w:lvl w:ilvl="7" w:tentative="1">
+      <w:start w:val="1"/>
+      <w:numFmt w:val="bullet"/>
+      <w:lvlText w:val=""/>
+      <w:lvlJc w:val="left"/>
+      <w:pPr>
+        <w:tabs>
+          <w:tab w:val="num" w:pos="5760"/>
+        </w:tabs>
+        <w:ind w:left="5760" w:hanging="360"/>
+      </w:pPr>
+      <w:rPr>
+        <w:rFonts w:ascii="Wingdings" w:hAnsi="Wingdings" w:hint="default"/>
+        <w:sz w:val="20"/>
+      </w:rPr>
+    </w:lvl>
+    <w:lvl w:ilvl="8" w:tentative="1">
+      <w:start w:val="1"/>
+      <w:numFmt w:val="bullet"/>
+      <w:lvlText w:val=""/>
+      <w:lvlJc w:val="left"/>
+      <w:pPr>
+        <w:tabs>
+          <w:tab w:val="num" w:pos="6480"/>
+        </w:tabs>
+        <w:ind w:left="6480" w:hanging="360"/>
+      </w:pPr>
+      <w:rPr>
+        <w:rFonts w:ascii="Wingdings" w:hAnsi="Wingdings" w:hint="default"/>
+        <w:sz w:val="20"/>
+      </w:rPr>
+    </w:lvl>
+  </w:abstractNum>
+  <w:abstractNum w:abstractNumId="12" w15:restartNumberingAfterBreak="0">
+    <w:nsid w:val="4D156C2E"/>
+    <w:multiLevelType w:val="multilevel"/>
+    <w:tmpl w:val="F0629090"/>
+    <w:lvl w:ilvl="0">
+      <w:start w:val="1"/>
+      <w:numFmt w:val="bullet"/>
+      <w:lvlText w:val=""/>
+      <w:lvlJc w:val="left"/>
+      <w:pPr>
+        <w:tabs>
+          <w:tab w:val="num" w:pos="720"/>
+        </w:tabs>
+        <w:ind w:left="720" w:hanging="360"/>
+      </w:pPr>
+      <w:rPr>
+        <w:rFonts w:ascii="Symbol" w:hAnsi="Symbol" w:hint="default"/>
+        <w:sz w:val="20"/>
+      </w:rPr>
+    </w:lvl>
+    <w:lvl w:ilvl="1" w:tentative="1">
+      <w:start w:val="1"/>
+      <w:numFmt w:val="bullet"/>
+      <w:lvlText w:val="o"/>
+      <w:lvlJc w:val="left"/>
+      <w:pPr>
+        <w:tabs>
+          <w:tab w:val="num" w:pos="1440"/>
+        </w:tabs>
+        <w:ind w:left="1440" w:hanging="360"/>
+      </w:pPr>
+      <w:rPr>
+        <w:rFonts w:ascii="Courier New" w:hAnsi="Courier New" w:hint="default"/>
+        <w:sz w:val="20"/>
+      </w:rPr>
+    </w:lvl>
+    <w:lvl w:ilvl="2" w:tentative="1">
+      <w:start w:val="1"/>
+      <w:numFmt w:val="bullet"/>
+      <w:lvlText w:val=""/>
+      <w:lvlJc w:val="left"/>
+      <w:pPr>
+        <w:tabs>
+          <w:tab w:val="num" w:pos="2160"/>
+        </w:tabs>
+        <w:ind w:left="2160" w:hanging="360"/>
+      </w:pPr>
+      <w:rPr>
+        <w:rFonts w:ascii="Wingdings" w:hAnsi="Wingdings" w:hint="default"/>
+        <w:sz w:val="20"/>
+      </w:rPr>
+    </w:lvl>
+    <w:lvl w:ilvl="3" w:tentative="1">
+      <w:start w:val="1"/>
+      <w:numFmt w:val="bullet"/>
+      <w:lvlText w:val=""/>
+      <w:lvlJc w:val="left"/>
+      <w:pPr>
+        <w:tabs>
+          <w:tab w:val="num" w:pos="2880"/>
+        </w:tabs>
+        <w:ind w:left="2880" w:hanging="360"/>
+      </w:pPr>
+      <w:rPr>
+        <w:rFonts w:ascii="Wingdings" w:hAnsi="Wingdings" w:hint="default"/>
+        <w:sz w:val="20"/>
+      </w:rPr>
+    </w:lvl>
+    <w:lvl w:ilvl="4" w:tentative="1">
+      <w:start w:val="1"/>
+      <w:numFmt w:val="bullet"/>
+      <w:lvlText w:val=""/>
+      <w:lvlJc w:val="left"/>
+      <w:pPr>
+        <w:tabs>
+          <w:tab w:val="num" w:pos="3600"/>
+        </w:tabs>
+        <w:ind w:left="3600" w:hanging="360"/>
+      </w:pPr>
+      <w:rPr>
+        <w:rFonts w:ascii="Wingdings" w:hAnsi="Wingdings" w:hint="default"/>
+        <w:sz w:val="20"/>
+      </w:rPr>
+    </w:lvl>
+    <w:lvl w:ilvl="5" w:tentative="1">
+      <w:start w:val="1"/>
+      <w:numFmt w:val="bullet"/>
+      <w:lvlText w:val=""/>
+      <w:lvlJc w:val="left"/>
+      <w:pPr>
+        <w:tabs>
+          <w:tab w:val="num" w:pos="4320"/>
+        </w:tabs>
+        <w:ind w:left="4320" w:hanging="360"/>
+      </w:pPr>
+      <w:rPr>
+        <w:rFonts w:ascii="Wingdings" w:hAnsi="Wingdings" w:hint="default"/>
+        <w:sz w:val="20"/>
+      </w:rPr>
+    </w:lvl>
+    <w:lvl w:ilvl="6" w:tentative="1">
+      <w:start w:val="1"/>
+      <w:numFmt w:val="bullet"/>
+      <w:lvlText w:val=""/>
+      <w:lvlJc w:val="left"/>
+      <w:pPr>
+        <w:tabs>
+          <w:tab w:val="num" w:pos="5040"/>
+        </w:tabs>
+        <w:ind w:left="5040" w:hanging="360"/>
+      </w:pPr>
+      <w:rPr>
+        <w:rFonts w:ascii="Wingdings" w:hAnsi="Wingdings" w:hint="default"/>
+        <w:sz w:val="20"/>
+      </w:rPr>
+    </w:lvl>
+    <w:lvl w:ilvl="7" w:tentative="1">
+      <w:start w:val="1"/>
+      <w:numFmt w:val="bullet"/>
+      <w:lvlText w:val=""/>
+      <w:lvlJc w:val="left"/>
+      <w:pPr>
+        <w:tabs>
+          <w:tab w:val="num" w:pos="5760"/>
+        </w:tabs>
+        <w:ind w:left="5760" w:hanging="360"/>
+      </w:pPr>
+      <w:rPr>
+        <w:rFonts w:ascii="Wingdings" w:hAnsi="Wingdings" w:hint="default"/>
+        <w:sz w:val="20"/>
+      </w:rPr>
+    </w:lvl>
+    <w:lvl w:ilvl="8" w:tentative="1">
+      <w:start w:val="1"/>
+      <w:numFmt w:val="bullet"/>
+      <w:lvlText w:val=""/>
+      <w:lvlJc w:val="left"/>
+      <w:pPr>
+        <w:tabs>
+          <w:tab w:val="num" w:pos="6480"/>
+        </w:tabs>
+        <w:ind w:left="6480" w:hanging="360"/>
+      </w:pPr>
+      <w:rPr>
+        <w:rFonts w:ascii="Wingdings" w:hAnsi="Wingdings" w:hint="default"/>
+        <w:sz w:val="20"/>
+      </w:rPr>
+    </w:lvl>
+  </w:abstractNum>
   <w:num w:numId="1">
     <w:abstractNumId w:val="0"/>
   </w:num>
@@ -1175,6 +1816,15 @@
   </w:num>
   <w:num w:numId="10">
     <w:abstractNumId w:val="9"/>
+  </w:num>
+  <w:num w:numId="11">
+    <w:abstractNumId w:val="12"/>
+  </w:num>
+  <w:num w:numId="12">
+    <w:abstractNumId w:val="11"/>
+  </w:num>
+  <w:num w:numId="13">
+    <w:abstractNumId w:val="10"/>
   </w:num>
 </w:numbering>
 </file>
@@ -1910,6 +2560,33 @@
       <w:u w:val="single"/>
     </w:rPr>
   </w:style>
+  <w:style w:type="paragraph" w:styleId="NormalWeb">
+    <w:name w:val="Normal (Web)"/>
+    <w:basedOn w:val="Normal"/>
+    <w:uiPriority w:val="99"/>
+    <w:semiHidden/>
+    <w:unhideWhenUsed/>
+    <w:rsid w:val="007E0E17"/>
+    <w:pPr>
+      <w:spacing w:before="100" w:beforeAutospacing="1" w:after="100" w:afterAutospacing="1"/>
+    </w:pPr>
+    <w:rPr>
+      <w:rFonts w:ascii="Times New Roman" w:eastAsia="Times New Roman" w:hAnsi="Times New Roman" w:cs="Times New Roman"/>
+      <w:color w:val="auto"/>
+      <w:lang w:val="en-IN" w:eastAsia="en-IN"/>
+    </w:rPr>
+  </w:style>
+  <w:style w:type="character" w:styleId="Strong">
+    <w:name w:val="Strong"/>
+    <w:basedOn w:val="DefaultParagraphFont"/>
+    <w:uiPriority w:val="22"/>
+    <w:qFormat/>
+    <w:rsid w:val="007E0E17"/>
+    <w:rPr>
+      <w:b/>
+      <w:bCs/>
+    </w:rPr>
+  </w:style>
 </w:styles>
 </file>
 
